--- a/CHANGELOG v0.95.docx
+++ b/CHANGELOG v0.95.docx
@@ -16,7 +16,7 @@
         <w:pStyle w:val="FirstParagraph"/>
       </w:pPr>
       <w:r>
-        <w:t xml:space="preserve">Generated on: 2026-09-07</w:t>
+        <w:t xml:space="preserve">Generated on: 2026-09-09</w:t>
       </w:r>
     </w:p>
     <w:p>
